--- a/Week 3 - Day 13 - Collection Framework   and file handling 3 Apr 2025.docx
+++ b/Week 3 - Day 13 - Collection Framework   and file handling 3 Apr 2025.docx
@@ -474,7 +474,7 @@
           </mc:Choice>
           <mc:Fallback>
             <w:pict>
-              <v:shapetype w14:anchorId="44EE4EA0" id="_x0000_t32" coordsize="21600,21600" o:spt="32" o:oned="t" path="m,l21600,21600e" filled="f">
+              <v:shapetype w14:anchorId="41B95A61" id="_x0000_t32" coordsize="21600,21600" o:spt="32" o:oned="t" path="m,l21600,21600e" filled="f">
                 <v:path arrowok="t" fillok="f" o:connecttype="none"/>
                 <o:lock v:ext="edit" shapetype="t"/>
               </v:shapetype>
@@ -546,7 +546,7 @@
           </mc:Choice>
           <mc:Fallback>
             <w:pict>
-              <v:shape w14:anchorId="7A718625" id="Straight Arrow Connector 1" o:spid="_x0000_s1026" type="#_x0000_t32" style="position:absolute;margin-left:31.5pt;margin-top:16.85pt;width:3.5pt;height:45pt;flip:x y;z-index:251659264;visibility:visible;mso-wrap-style:square;mso-wrap-distance-left:9pt;mso-wrap-distance-top:0;mso-wrap-distance-right:9pt;mso-wrap-distance-bottom:0;mso-position-horizontal:absolute;mso-position-horizontal-relative:text;mso-position-vertical:absolute;mso-position-vertical-relative:text" o:gfxdata="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" strokecolor="#4472c4 [3204]" strokeweight=".5pt">
+              <v:shape w14:anchorId="15F6048B" id="Straight Arrow Connector 1" o:spid="_x0000_s1026" type="#_x0000_t32" style="position:absolute;margin-left:31.5pt;margin-top:16.85pt;width:3.5pt;height:45pt;flip:x y;z-index:251659264;visibility:visible;mso-wrap-style:square;mso-wrap-distance-left:9pt;mso-wrap-distance-top:0;mso-wrap-distance-right:9pt;mso-wrap-distance-bottom:0;mso-position-horizontal:absolute;mso-position-horizontal-relative:text;mso-position-vertical:absolute;mso-position-vertical-relative:text" o:gfxdata="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" strokecolor="#4472c4 [3204]" strokeweight=".5pt">
                 <v:stroke endarrow="block" joinstyle="miter"/>
               </v:shape>
             </w:pict>
@@ -655,6 +655,7 @@
         <w:t xml:space="preserve">, </w:t>
       </w:r>
       <w:proofErr w:type="spellStart"/>
+      <w:proofErr w:type="gramStart"/>
       <w:r>
         <w:rPr>
           <w:sz w:val="28"/>
@@ -663,6 +664,7 @@
         <w:t>DataOutputStream,InputStreamReader</w:t>
       </w:r>
       <w:proofErr w:type="spellEnd"/>
+      <w:proofErr w:type="gramEnd"/>
       <w:r>
         <w:rPr>
           <w:sz w:val="28"/>
@@ -721,6 +723,7 @@
         <w:t xml:space="preserve">   </w:t>
       </w:r>
       <w:proofErr w:type="spellStart"/>
+      <w:proofErr w:type="gramStart"/>
       <w:r>
         <w:rPr>
           <w:sz w:val="28"/>
@@ -734,7 +737,15 @@
           <w:sz w:val="28"/>
           <w:szCs w:val="28"/>
         </w:rPr>
-        <w:t xml:space="preserve"> , </w:t>
+        <w:t xml:space="preserve"> ,</w:t>
+      </w:r>
+      <w:proofErr w:type="gramEnd"/>
+      <w:r>
+        <w:rPr>
+          <w:sz w:val="28"/>
+          <w:szCs w:val="28"/>
+        </w:rPr>
+        <w:t xml:space="preserve"> </w:t>
       </w:r>
       <w:proofErr w:type="spellStart"/>
       <w:r>
@@ -786,6 +797,7 @@
         <w:t xml:space="preserve"> </w:t>
       </w:r>
       <w:proofErr w:type="spellStart"/>
+      <w:proofErr w:type="gramStart"/>
       <w:r>
         <w:rPr>
           <w:sz w:val="28"/>
@@ -794,6 +806,7 @@
         <w:t>BufferedReader,BufferedWriter</w:t>
       </w:r>
       <w:proofErr w:type="spellEnd"/>
+      <w:proofErr w:type="gramEnd"/>
     </w:p>
     <w:p>
       <w:pPr>
@@ -810,6 +823,7 @@
         <w:t xml:space="preserve"> </w:t>
       </w:r>
       <w:proofErr w:type="spellStart"/>
+      <w:proofErr w:type="gramStart"/>
       <w:r>
         <w:rPr>
           <w:sz w:val="28"/>
@@ -823,7 +837,15 @@
           <w:sz w:val="28"/>
           <w:szCs w:val="28"/>
         </w:rPr>
-        <w:t xml:space="preserve"> , </w:t>
+        <w:t xml:space="preserve"> ,</w:t>
+      </w:r>
+      <w:proofErr w:type="gramEnd"/>
+      <w:r>
+        <w:rPr>
+          <w:sz w:val="28"/>
+          <w:szCs w:val="28"/>
+        </w:rPr>
+        <w:t xml:space="preserve"> </w:t>
       </w:r>
       <w:proofErr w:type="spellStart"/>
       <w:r>
@@ -991,7 +1013,23 @@
           <w:sz w:val="28"/>
           <w:szCs w:val="28"/>
         </w:rPr>
-        <w:t xml:space="preserve"> property. </w:t>
+        <w:t xml:space="preserve"> </w:t>
+      </w:r>
+      <w:proofErr w:type="gramStart"/>
+      <w:r>
+        <w:rPr>
+          <w:sz w:val="28"/>
+          <w:szCs w:val="28"/>
+        </w:rPr>
+        <w:t>property</w:t>
+      </w:r>
+      <w:proofErr w:type="gramEnd"/>
+      <w:r>
+        <w:rPr>
+          <w:sz w:val="28"/>
+          <w:szCs w:val="28"/>
+        </w:rPr>
+        <w:t xml:space="preserve">. </w:t>
       </w:r>
     </w:p>
     <w:p>
@@ -1016,7 +1054,23 @@
           <w:sz w:val="28"/>
           <w:szCs w:val="28"/>
         </w:rPr>
-        <w:t xml:space="preserve"> it is consider as </w:t>
+        <w:t xml:space="preserve"> it is </w:t>
+      </w:r>
+      <w:proofErr w:type="gramStart"/>
+      <w:r>
+        <w:rPr>
+          <w:sz w:val="28"/>
+          <w:szCs w:val="28"/>
+        </w:rPr>
+        <w:t>consider</w:t>
+      </w:r>
+      <w:proofErr w:type="gramEnd"/>
+      <w:r>
+        <w:rPr>
+          <w:sz w:val="28"/>
+          <w:szCs w:val="28"/>
+        </w:rPr>
+        <w:t xml:space="preserve"> as </w:t>
       </w:r>
       <w:proofErr w:type="spellStart"/>
       <w:r>
@@ -1033,6 +1087,38 @@
           <w:szCs w:val="28"/>
         </w:rPr>
         <w:t xml:space="preserve"> class reference. </w:t>
+      </w:r>
+      <w:proofErr w:type="spellStart"/>
+      <w:r>
+        <w:rPr>
+          <w:sz w:val="28"/>
+          <w:szCs w:val="28"/>
+        </w:rPr>
+        <w:t>InputStream</w:t>
+      </w:r>
+      <w:proofErr w:type="spellEnd"/>
+      <w:r>
+        <w:rPr>
+          <w:sz w:val="28"/>
+          <w:szCs w:val="28"/>
+        </w:rPr>
+        <w:t xml:space="preserve"> always refer to standard input device </w:t>
+      </w:r>
+      <w:proofErr w:type="spellStart"/>
+      <w:r>
+        <w:rPr>
+          <w:sz w:val="28"/>
+          <w:szCs w:val="28"/>
+        </w:rPr>
+        <w:t>ie</w:t>
+      </w:r>
+      <w:proofErr w:type="spellEnd"/>
+      <w:r>
+        <w:rPr>
+          <w:sz w:val="28"/>
+          <w:szCs w:val="28"/>
+        </w:rPr>
+        <w:t xml:space="preserve"> keyword. </w:t>
       </w:r>
     </w:p>
     <w:p>
@@ -1043,11 +1129,16 @@
         </w:rPr>
       </w:pPr>
       <w:proofErr w:type="spellStart"/>
-      <w:r>
-        <w:rPr>
-          <w:sz w:val="28"/>
-          <w:szCs w:val="28"/>
-        </w:rPr>
+      <w:proofErr w:type="gramStart"/>
+      <w:r>
+        <w:rPr>
+          <w:b/>
+          <w:bCs/>
+          <w:sz w:val="28"/>
+          <w:szCs w:val="28"/>
+          <w:highlight w:val="yellow"/>
+        </w:rPr>
+        <w:lastRenderedPageBreak/>
         <w:t>System.out</w:t>
       </w:r>
       <w:proofErr w:type="spellEnd"/>
@@ -1056,7 +1147,31 @@
           <w:sz w:val="28"/>
           <w:szCs w:val="28"/>
         </w:rPr>
-        <w:t xml:space="preserve"> : it is consider as </w:t>
+        <w:t xml:space="preserve"> :</w:t>
+      </w:r>
+      <w:proofErr w:type="gramEnd"/>
+      <w:r>
+        <w:rPr>
+          <w:sz w:val="28"/>
+          <w:szCs w:val="28"/>
+        </w:rPr>
+        <w:t xml:space="preserve"> it is </w:t>
+      </w:r>
+      <w:proofErr w:type="gramStart"/>
+      <w:r>
+        <w:rPr>
+          <w:sz w:val="28"/>
+          <w:szCs w:val="28"/>
+        </w:rPr>
+        <w:t>consider</w:t>
+      </w:r>
+      <w:proofErr w:type="gramEnd"/>
+      <w:r>
+        <w:rPr>
+          <w:sz w:val="28"/>
+          <w:szCs w:val="28"/>
+        </w:rPr>
+        <w:t xml:space="preserve"> as </w:t>
       </w:r>
       <w:proofErr w:type="spellStart"/>
       <w:r>
